--- a/policies/build/chapters_v2/HRM/documents/HRM_Package_v2/HRM7/SOP_HRM7_staff_performance_appraisal.docx
+++ b/policies/build/chapters_v2/HRM/documents/HRM_Package_v2/HRM7/SOP_HRM7_staff_performance_appraisal.docx
@@ -394,7 +394,7 @@
     </w:p>
     <w:p>
       <w:r>
-        <w:t>3. For outsourced staff, the appraisal may be carried out by the contracting agency, but the hospital confirms it actually happened and reviews the outcome. (Records 1–3)</w:t>
+        <w:t>3. For outsourced staff, the appraisal may be carried out by the contracting agency, but the hospital confirms it actually happened and reviews the outcome — this arrangement is read alongside the Contract Labour (Regulation and Abolition) Act, 1970, which governs how this hospital's outsourced staff are engaged. (Records 1–3)</w:t>
       </w:r>
     </w:p>
     <w:p>
@@ -611,7 +611,7 @@
         <w:rPr>
           <w:i/>
         </w:rPr>
-        <w:t>NABH — Accreditation Standards for Hospitals, 6th Edition, HRM.7 — named source, no working link could be verified from here; check directly.</w:t>
+        <w:t>National Accreditation Board for Hospitals and Healthcare Providers. (2025). NABH accreditation standards for hospitals (6th ed.), HRM.7. ISBN 978-81-965264-9-8. https://portal.nabh.co/images/Standards/NABH%20Hospital%20Accreditation%20Standard%206th%20Edition%20January%202025.pdf</w:t>
       </w:r>
     </w:p>
     <w:p>

--- a/policies/build/chapters_v2/HRM/documents/HRM_Package_v2/HRM7/SOP_HRM7_staff_performance_appraisal.docx
+++ b/policies/build/chapters_v2/HRM/documents/HRM_Package_v2/HRM7/SOP_HRM7_staff_performance_appraisal.docx
@@ -607,12 +607,15 @@
       <w:pPr>
         <w:pStyle w:val="ListParagraph"/>
       </w:pPr>
-      <w:r>
-        <w:rPr>
-          <w:i/>
-        </w:rPr>
-        <w:t>National Accreditation Board for Hospitals and Healthcare Providers. (2025). NABH accreditation standards for hospitals (6th ed.), HRM.7. ISBN 978-81-965264-9-8. https://portal.nabh.co/images/Standards/NABH%20Hospital%20Accreditation%20Standard%206th%20Edition%20January%202025.pdf</w:t>
-      </w:r>
+      <w:hyperlink r:id="rId10">
+        <w:r>
+          <w:rPr>
+            <w:rStyle w:val="Hyperlink"/>
+            <w:i/>
+          </w:rPr>
+          <w:t>National Accreditation Board for Hospitals and Healthcare Providers. (2025). NABH accreditation standards for hospitals (6th ed.), HRM.7. ISBN 978-81-965264-9-8. https://portal.nabh.co/images/Standards/NABH%20Hospital%20Accreditation%20Standard%206th%20Edition%20January%202025.pdf</w:t>
+        </w:r>
+      </w:hyperlink>
     </w:p>
     <w:p>
       <w:pPr>
